--- a/6 семестр/Моделирование сред и разработка приложений виртуальной и дополненной реальности/Практическая работа №2/2ПР_Враженко_ДО.docx
+++ b/6 семестр/Моделирование сред и разработка приложений виртуальной и дополненной реальности/Практическая работа №2/2ПР_Враженко_ДО.docx
@@ -181,7 +181,12 @@
               <w:t xml:space="preserve"> </w:t>
             </w:r>
             <w:r>
-              <w:rPr/>
+              <w:rPr>
+                <w:rFonts w:cs="Times New Roman"/>
+                <w:b/>
+                <w:sz w:val="32"/>
+                <w:szCs w:val="32"/>
+              </w:rPr>
               <mc:AlternateContent>
                 <mc:Choice Requires="wps">
                   <w:drawing>
@@ -223,10 +228,10 @@
                 </mc:Choice>
                 <mc:Fallback>
                   <w:pict>
-                    <v:line id="shape_0" from="0pt,-0.15pt" to="440.95pt,-0.1pt" stroked="t" o:allowincell="t" style="position:absolute;flip:y;mso-position-vertical:top">
+                    <v:line id="shape_0" from="0pt,-0.15pt" to="440.95pt,-0.1pt" stroked="t" o:allowincell="f" style="position:absolute;flip:y;mso-position-vertical:top">
                       <v:stroke color="black" weight="38160" joinstyle="round" endcap="flat"/>
                       <v:fill o:detectmouseclick="t" on="false"/>
-                      <w10:wrap type="none"/>
+                      <w10:wrap type="square"/>
                     </v:line>
                   </w:pict>
                 </mc:Fallback>
@@ -381,16 +386,7 @@
           <w:sz w:val="32"/>
           <w:szCs w:val="32"/>
         </w:rPr>
-        <w:t xml:space="preserve">Практическая работа № </w:t>
-      </w:r>
-      <w:r>
-        <w:rPr>
-          <w:rFonts w:cs="Times New Roman"/>
-          <w:b/>
-          <w:sz w:val="32"/>
-          <w:szCs w:val="32"/>
-        </w:rPr>
-        <w:t>2</w:t>
+        <w:t>Практическая работа № 2</w:t>
       </w:r>
     </w:p>
     <w:p>
@@ -468,17 +464,17 @@
         <w:tblLook w:firstRow="1" w:noVBand="1" w:lastRow="0" w:firstColumn="1" w:lastColumn="0" w:noHBand="0" w:val="04a0"/>
       </w:tblPr>
       <w:tblGrid>
-        <w:gridCol w:w="2546"/>
-        <w:gridCol w:w="4822"/>
+        <w:gridCol w:w="2545"/>
+        <w:gridCol w:w="4823"/>
         <w:gridCol w:w="1107"/>
-        <w:gridCol w:w="556"/>
-        <w:gridCol w:w="1107"/>
+        <w:gridCol w:w="555"/>
+        <w:gridCol w:w="1108"/>
       </w:tblGrid>
       <w:tr>
         <w:trPr/>
         <w:tc>
           <w:tcPr>
-            <w:tcW w:w="2546" w:type="dxa"/>
+            <w:tcW w:w="2545" w:type="dxa"/>
             <w:tcBorders>
               <w:top w:val="nil"/>
               <w:left w:val="nil"/>
@@ -531,7 +527,7 @@
         </w:tc>
         <w:tc>
           <w:tcPr>
-            <w:tcW w:w="4822" w:type="dxa"/>
+            <w:tcW w:w="4823" w:type="dxa"/>
             <w:tcBorders>
               <w:top w:val="nil"/>
               <w:left w:val="nil"/>
@@ -565,7 +561,7 @@
         </w:tc>
         <w:tc>
           <w:tcPr>
-            <w:tcW w:w="1663" w:type="dxa"/>
+            <w:tcW w:w="1662" w:type="dxa"/>
             <w:gridSpan w:val="2"/>
             <w:tcBorders>
               <w:top w:val="nil"/>
@@ -644,7 +640,7 @@
         </w:tc>
         <w:tc>
           <w:tcPr>
-            <w:tcW w:w="1107" w:type="dxa"/>
+            <w:tcW w:w="1108" w:type="dxa"/>
             <w:tcBorders>
               <w:top w:val="nil"/>
               <w:left w:val="nil"/>
@@ -678,7 +674,7 @@
         <w:trPr/>
         <w:tc>
           <w:tcPr>
-            <w:tcW w:w="2546" w:type="dxa"/>
+            <w:tcW w:w="2545" w:type="dxa"/>
             <w:tcBorders>
               <w:top w:val="nil"/>
               <w:left w:val="nil"/>
@@ -731,7 +727,7 @@
         </w:tc>
         <w:tc>
           <w:tcPr>
-            <w:tcW w:w="4822" w:type="dxa"/>
+            <w:tcW w:w="4823" w:type="dxa"/>
             <w:tcBorders>
               <w:top w:val="nil"/>
               <w:left w:val="nil"/>
@@ -786,7 +782,7 @@
         </w:tc>
         <w:tc>
           <w:tcPr>
-            <w:tcW w:w="1663" w:type="dxa"/>
+            <w:tcW w:w="1662" w:type="dxa"/>
             <w:gridSpan w:val="2"/>
             <w:tcBorders>
               <w:top w:val="nil"/>
@@ -889,7 +885,7 @@
         </w:tc>
         <w:tc>
           <w:tcPr>
-            <w:tcW w:w="1107" w:type="dxa"/>
+            <w:tcW w:w="1108" w:type="dxa"/>
             <w:tcBorders>
               <w:top w:val="nil"/>
               <w:left w:val="nil"/>
@@ -923,7 +919,7 @@
         <w:trPr/>
         <w:tc>
           <w:tcPr>
-            <w:tcW w:w="2546" w:type="dxa"/>
+            <w:tcW w:w="2545" w:type="dxa"/>
             <w:tcBorders>
               <w:top w:val="nil"/>
               <w:left w:val="nil"/>
@@ -976,7 +972,7 @@
         </w:tc>
         <w:tc>
           <w:tcPr>
-            <w:tcW w:w="5929" w:type="dxa"/>
+            <w:tcW w:w="5930" w:type="dxa"/>
             <w:gridSpan w:val="2"/>
             <w:tcBorders>
               <w:top w:val="nil"/>
@@ -1291,7 +1287,7 @@
         <w:pStyle w:val="Heading1"/>
         <w:numPr>
           <w:ilvl w:val="0"/>
-          <w:numId w:val="2"/>
+          <w:numId w:val="1"/>
         </w:numPr>
         <w:spacing w:before="0" w:after="0"/>
         <w:ind w:hanging="0" w:left="0"/>
@@ -1401,89 +1397,6 @@
           <w:lang w:val="en-US" w:eastAsia="ru-RU" w:bidi="ru-RU"/>
         </w:rPr>
         <w:t>Player.</w:t>
-      </w:r>
-    </w:p>
-    <w:p>
-      <w:pPr>
-        <w:pStyle w:val="Normal"/>
-        <w:spacing w:lineRule="auto" w:line="360" w:before="0" w:after="0"/>
-        <w:ind w:firstLine="709"/>
-        <w:jc w:val="both"/>
-        <w:rPr>
-          <w:rFonts w:ascii="Times New Roman" w:hAnsi="Times New Roman" w:eastAsia="Times New Roman" w:cs="Times New Roman"/>
-          <w:sz w:val="28"/>
-          <w:szCs w:val="28"/>
-          <w:lang w:val="ru-RU" w:eastAsia="ru-RU" w:bidi="ru-RU"/>
-        </w:rPr>
-      </w:pPr>
-      <w:r>
-        <w:rPr>
-          <w:rFonts w:eastAsia="Times New Roman" w:cs="Times New Roman"/>
-          <w:sz w:val="28"/>
-          <w:szCs w:val="28"/>
-          <w:lang w:val="ru-RU" w:eastAsia="ru-RU" w:bidi="ru-RU"/>
-        </w:rPr>
-        <w:t xml:space="preserve">Если рассматривать эти компоненты не как инструменты кода, а как категории бытия цифрового объекта, то их триединство описывает классическую структуру сущего. </w:t>
-      </w:r>
-      <w:r>
-        <w:rPr>
-          <w:rFonts w:eastAsia="Times New Roman" w:cs="Times New Roman"/>
-          <w:b/>
-          <w:bCs/>
-          <w:sz w:val="28"/>
-          <w:szCs w:val="28"/>
-          <w:lang w:val="ru-RU" w:eastAsia="ru-RU" w:bidi="ru-RU"/>
-        </w:rPr>
-        <w:t>Transform</w:t>
-      </w:r>
-      <w:r>
-        <w:rPr>
-          <w:rFonts w:eastAsia="Times New Roman" w:cs="Times New Roman"/>
-          <w:sz w:val="28"/>
-          <w:szCs w:val="28"/>
-          <w:lang w:val="ru-RU" w:eastAsia="ru-RU" w:bidi="ru-RU"/>
-        </w:rPr>
-        <w:t xml:space="preserve"> отвечает на экзистенциальный вопрос о положении в пространстве. </w:t>
-      </w:r>
-      <w:r>
-        <w:rPr>
-          <w:rFonts w:eastAsia="Times New Roman" w:cs="Times New Roman"/>
-          <w:b/>
-          <w:bCs/>
-          <w:sz w:val="28"/>
-          <w:szCs w:val="28"/>
-          <w:lang w:val="ru-RU" w:eastAsia="ru-RU" w:bidi="ru-RU"/>
-        </w:rPr>
-        <w:t>Collider</w:t>
-      </w:r>
-      <w:r>
-        <w:rPr>
-          <w:rFonts w:eastAsia="Times New Roman" w:cs="Times New Roman"/>
-          <w:sz w:val="28"/>
-          <w:szCs w:val="28"/>
-          <w:lang w:val="ru-RU" w:eastAsia="ru-RU" w:bidi="ru-RU"/>
-        </w:rPr>
-        <w:t xml:space="preserve"> очерчивает границы его естества, отделяя внутреннее содержание от внешнего хаоса среды; это его форма и идентичность, ответ на вопрос "Что я такое?". </w:t>
-      </w:r>
-      <w:r>
-        <w:rPr>
-          <w:rFonts w:eastAsia="Times New Roman" w:cs="Times New Roman"/>
-          <w:b/>
-          <w:bCs/>
-          <w:sz w:val="28"/>
-          <w:szCs w:val="28"/>
-          <w:lang w:val="ru-RU" w:eastAsia="ru-RU" w:bidi="ru-RU"/>
-        </w:rPr>
-        <w:t>Rigidbody</w:t>
-      </w:r>
-      <w:r>
-        <w:rPr>
-          <w:rFonts w:eastAsia="Times New Roman" w:cs="Times New Roman"/>
-          <w:sz w:val="28"/>
-          <w:szCs w:val="28"/>
-          <w:lang w:val="ru-RU" w:eastAsia="ru-RU" w:bidi="ru-RU"/>
-        </w:rPr>
-        <w:t xml:space="preserve"> — это диалог души и мира, принцип существования в пространстве. Это ответ на вопрос "Как я взаимодействую с реальностью?", подчиняюсь ли я ее законам или сопротивляюсь им, воплощенный в массе, силе и инерции.</w:t>
       </w:r>
     </w:p>
     <w:p>
@@ -1537,7 +1450,7 @@
     </w:p>
     <w:p>
       <w:pPr>
-        <w:pStyle w:val="Style18"/>
+        <w:pStyle w:val="user3"/>
         <w:rPr/>
       </w:pPr>
       <w:r>
@@ -1619,6 +1532,214 @@
           <w:lang w:val="ru-RU" w:eastAsia="ru-RU" w:bidi="ru-RU"/>
         </w:rPr>
         <w:t>Использование физических систем</w:t>
+      </w:r>
+    </w:p>
+    <w:p>
+      <w:pPr>
+        <w:pStyle w:val="Normal"/>
+        <w:spacing w:lineRule="auto" w:line="360" w:before="0" w:after="0"/>
+        <w:ind w:firstLine="709"/>
+        <w:jc w:val="both"/>
+        <w:rPr>
+          <w:rFonts w:ascii="Times New Roman" w:hAnsi="Times New Roman" w:eastAsia="Times New Roman" w:cs="Times New Roman"/>
+          <w:sz w:val="28"/>
+          <w:szCs w:val="28"/>
+          <w:lang w:val="ru-RU" w:eastAsia="ru-RU" w:bidi="ru-RU"/>
+        </w:rPr>
+      </w:pPr>
+      <w:r>
+        <w:rPr>
+          <w:rFonts w:eastAsia="Times New Roman" w:cs="Times New Roman"/>
+          <w:sz w:val="28"/>
+          <w:szCs w:val="28"/>
+          <w:lang w:val="ru-RU" w:eastAsia="ru-RU" w:bidi="ru-RU"/>
+        </w:rPr>
+        <w:t>Если рассуждать философски, то данные системы можно описать следующими высказываниями:</w:t>
+      </w:r>
+    </w:p>
+    <w:p>
+      <w:pPr>
+        <w:pStyle w:val="Normal"/>
+        <w:spacing w:lineRule="auto" w:line="360" w:before="0" w:after="0"/>
+        <w:ind w:firstLine="709"/>
+        <w:jc w:val="both"/>
+        <w:rPr>
+          <w:rFonts w:ascii="Times New Roman" w:hAnsi="Times New Roman" w:eastAsia="Times New Roman" w:cs="Times New Roman"/>
+          <w:sz w:val="28"/>
+          <w:szCs w:val="28"/>
+          <w:lang w:val="ru-RU" w:eastAsia="ru-RU" w:bidi="ru-RU"/>
+        </w:rPr>
+      </w:pPr>
+      <w:r>
+        <w:rPr>
+          <w:rFonts w:eastAsia="Times New Roman" w:cs="Times New Roman"/>
+          <w:b/>
+          <w:bCs/>
+          <w:sz w:val="28"/>
+          <w:szCs w:val="28"/>
+          <w:lang w:val="ru-RU" w:eastAsia="ru-RU" w:bidi="ru-RU"/>
+        </w:rPr>
+        <w:t>Transform</w:t>
+      </w:r>
+      <w:r>
+        <w:rPr>
+          <w:rFonts w:eastAsia="Times New Roman" w:cs="Times New Roman"/>
+          <w:sz w:val="28"/>
+          <w:szCs w:val="28"/>
+          <w:lang w:val="ru-RU" w:eastAsia="ru-RU" w:bidi="ru-RU"/>
+        </w:rPr>
+        <w:t xml:space="preserve"> – “Где я?”;</w:t>
+      </w:r>
+    </w:p>
+    <w:p>
+      <w:pPr>
+        <w:pStyle w:val="Normal"/>
+        <w:spacing w:lineRule="auto" w:line="360" w:before="0" w:after="0"/>
+        <w:ind w:firstLine="709"/>
+        <w:jc w:val="both"/>
+        <w:rPr>
+          <w:rFonts w:ascii="Times New Roman" w:hAnsi="Times New Roman" w:eastAsia="Times New Roman" w:cs="Times New Roman"/>
+          <w:sz w:val="28"/>
+          <w:szCs w:val="28"/>
+          <w:lang w:val="ru-RU" w:eastAsia="ru-RU" w:bidi="ru-RU"/>
+        </w:rPr>
+      </w:pPr>
+      <w:r>
+        <w:rPr>
+          <w:rFonts w:eastAsia="Times New Roman" w:cs="Times New Roman"/>
+          <w:b/>
+          <w:bCs/>
+          <w:sz w:val="28"/>
+          <w:szCs w:val="28"/>
+          <w:lang w:val="ru-RU" w:eastAsia="ru-RU" w:bidi="ru-RU"/>
+        </w:rPr>
+        <w:t>Collider</w:t>
+      </w:r>
+      <w:r>
+        <w:rPr>
+          <w:rFonts w:eastAsia="Times New Roman" w:cs="Times New Roman"/>
+          <w:sz w:val="28"/>
+          <w:szCs w:val="28"/>
+          <w:lang w:val="ru-RU" w:eastAsia="ru-RU" w:bidi="ru-RU"/>
+        </w:rPr>
+        <w:t xml:space="preserve"> – “Кто я?”;</w:t>
+      </w:r>
+    </w:p>
+    <w:p>
+      <w:pPr>
+        <w:pStyle w:val="Normal"/>
+        <w:spacing w:lineRule="auto" w:line="360" w:before="0" w:after="0"/>
+        <w:ind w:firstLine="709"/>
+        <w:jc w:val="both"/>
+        <w:rPr>
+          <w:rFonts w:ascii="Times New Roman" w:hAnsi="Times New Roman" w:eastAsia="Times New Roman" w:cs="Times New Roman"/>
+          <w:sz w:val="28"/>
+          <w:szCs w:val="28"/>
+          <w:lang w:val="ru-RU" w:eastAsia="ru-RU" w:bidi="ru-RU"/>
+        </w:rPr>
+      </w:pPr>
+      <w:r>
+        <w:rPr>
+          <w:rFonts w:eastAsia="Times New Roman" w:cs="Times New Roman"/>
+          <w:b/>
+          <w:bCs/>
+          <w:sz w:val="28"/>
+          <w:szCs w:val="28"/>
+          <w:lang w:val="ru-RU" w:eastAsia="ru-RU" w:bidi="ru-RU"/>
+        </w:rPr>
+        <w:t>Rigidbody</w:t>
+      </w:r>
+      <w:r>
+        <w:rPr>
+          <w:rFonts w:eastAsia="Times New Roman" w:cs="Times New Roman"/>
+          <w:sz w:val="28"/>
+          <w:szCs w:val="28"/>
+          <w:lang w:val="ru-RU" w:eastAsia="ru-RU" w:bidi="ru-RU"/>
+        </w:rPr>
+        <w:t xml:space="preserve"> – “Как я?”.</w:t>
+      </w:r>
+    </w:p>
+    <w:p>
+      <w:pPr>
+        <w:pStyle w:val="Normal"/>
+        <w:spacing w:lineRule="auto" w:line="360" w:before="0" w:after="0"/>
+        <w:ind w:firstLine="709"/>
+        <w:jc w:val="both"/>
+        <w:rPr>
+          <w:rFonts w:ascii="Times New Roman" w:hAnsi="Times New Roman" w:eastAsia="Times New Roman" w:cs="Times New Roman"/>
+          <w:sz w:val="28"/>
+          <w:szCs w:val="28"/>
+          <w:lang w:val="ru-RU" w:eastAsia="ru-RU" w:bidi="ru-RU"/>
+        </w:rPr>
+      </w:pPr>
+      <w:r>
+        <w:rPr>
+          <w:rFonts w:eastAsia="Times New Roman" w:cs="Times New Roman"/>
+          <w:sz w:val="28"/>
+          <w:szCs w:val="28"/>
+          <w:lang w:val="ru-RU" w:eastAsia="ru-RU" w:bidi="ru-RU"/>
+        </w:rPr>
+        <w:t>И действительно, взятые вместе, они описывают полный цикл бытия объекта в виртуальной среде: от определения своего места в мироздании (</w:t>
+      </w:r>
+      <w:r>
+        <w:rPr>
+          <w:rFonts w:eastAsia="Times New Roman" w:cs="Times New Roman"/>
+          <w:b/>
+          <w:bCs/>
+          <w:sz w:val="28"/>
+          <w:szCs w:val="28"/>
+          <w:lang w:val="ru-RU" w:eastAsia="ru-RU" w:bidi="ru-RU"/>
+        </w:rPr>
+        <w:t>Transform</w:t>
+      </w:r>
+      <w:r>
+        <w:rPr>
+          <w:rFonts w:eastAsia="Times New Roman" w:cs="Times New Roman"/>
+          <w:sz w:val="28"/>
+          <w:szCs w:val="28"/>
+          <w:lang w:val="ru-RU" w:eastAsia="ru-RU" w:bidi="ru-RU"/>
+        </w:rPr>
+        <w:t>) через обретение формы и границ (</w:t>
+      </w:r>
+      <w:r>
+        <w:rPr>
+          <w:rFonts w:eastAsia="Times New Roman" w:cs="Times New Roman"/>
+          <w:b/>
+          <w:bCs/>
+          <w:sz w:val="28"/>
+          <w:szCs w:val="28"/>
+          <w:lang w:val="ru-RU" w:eastAsia="ru-RU" w:bidi="ru-RU"/>
+        </w:rPr>
+        <w:t>Collider</w:t>
+      </w:r>
+      <w:r>
+        <w:rPr>
+          <w:rFonts w:eastAsia="Times New Roman" w:cs="Times New Roman"/>
+          <w:sz w:val="28"/>
+          <w:szCs w:val="28"/>
+          <w:lang w:val="ru-RU" w:eastAsia="ru-RU" w:bidi="ru-RU"/>
+        </w:rPr>
+        <w:t>) к активному взаимодействию с этим миром, полному риска столкновений и подчинения законам тяготения (</w:t>
+      </w:r>
+      <w:r>
+        <w:rPr>
+          <w:rFonts w:eastAsia="Times New Roman" w:cs="Times New Roman"/>
+          <w:b/>
+          <w:bCs/>
+          <w:sz w:val="28"/>
+          <w:szCs w:val="28"/>
+          <w:lang w:val="ru-RU" w:eastAsia="ru-RU" w:bidi="ru-RU"/>
+        </w:rPr>
+        <w:t>Rigidbody</w:t>
+      </w:r>
+      <w:r>
+        <w:rPr>
+          <w:rFonts w:eastAsia="Times New Roman" w:cs="Times New Roman"/>
+          <w:sz w:val="28"/>
+          <w:szCs w:val="28"/>
+          <w:lang w:val="ru-RU" w:eastAsia="ru-RU" w:bidi="ru-RU"/>
+        </w:rPr>
+        <w:t>).</w:t>
       </w:r>
     </w:p>
     <w:p>
@@ -1626,7 +1747,7 @@
         <w:pStyle w:val="Heading1"/>
         <w:numPr>
           <w:ilvl w:val="0"/>
-          <w:numId w:val="2"/>
+          <w:numId w:val="1"/>
         </w:numPr>
         <w:ind w:hanging="0" w:left="0"/>
         <w:rPr/>
@@ -1648,7 +1769,7 @@
     </w:p>
     <w:p>
       <w:pPr>
-        <w:pStyle w:val="Style23"/>
+        <w:pStyle w:val="Style22"/>
         <w:rPr/>
       </w:pPr>
       <w:r>
@@ -1716,7 +1837,7 @@
           </w:tcPr>
           <w:p>
             <w:pPr>
-              <w:pStyle w:val="Style21"/>
+              <w:pStyle w:val="user6"/>
               <w:rPr/>
             </w:pPr>
             <w:r>
@@ -1726,16 +1847,16 @@
           </w:p>
           <w:p>
             <w:pPr>
-              <w:pStyle w:val="Style21"/>
-              <w:rPr/>
-            </w:pPr>
-            <w:r>
-              <w:rPr/>
-            </w:r>
-          </w:p>
-          <w:p>
-            <w:pPr>
-              <w:pStyle w:val="Style21"/>
+              <w:pStyle w:val="user6"/>
+              <w:rPr/>
+            </w:pPr>
+            <w:r>
+              <w:rPr/>
+            </w:r>
+          </w:p>
+          <w:p>
+            <w:pPr>
+              <w:pStyle w:val="user6"/>
               <w:rPr/>
             </w:pPr>
             <w:r>
@@ -1745,7 +1866,7 @@
           </w:p>
           <w:p>
             <w:pPr>
-              <w:pStyle w:val="Style21"/>
+              <w:pStyle w:val="user6"/>
               <w:rPr/>
             </w:pPr>
             <w:r>
@@ -1755,7 +1876,7 @@
           </w:p>
           <w:p>
             <w:pPr>
-              <w:pStyle w:val="Style21"/>
+              <w:pStyle w:val="user6"/>
               <w:rPr/>
             </w:pPr>
             <w:r>
@@ -1769,7 +1890,7 @@
           </w:p>
           <w:p>
             <w:pPr>
-              <w:pStyle w:val="Style21"/>
+              <w:pStyle w:val="user6"/>
               <w:rPr/>
             </w:pPr>
             <w:r>
@@ -1783,7 +1904,7 @@
           </w:p>
           <w:p>
             <w:pPr>
-              <w:pStyle w:val="Style21"/>
+              <w:pStyle w:val="user6"/>
               <w:rPr/>
             </w:pPr>
             <w:r>
@@ -1797,16 +1918,16 @@
           </w:p>
           <w:p>
             <w:pPr>
-              <w:pStyle w:val="Style21"/>
-              <w:rPr/>
-            </w:pPr>
-            <w:r>
-              <w:rPr/>
-            </w:r>
-          </w:p>
-          <w:p>
-            <w:pPr>
-              <w:pStyle w:val="Style21"/>
+              <w:pStyle w:val="user6"/>
+              <w:rPr/>
+            </w:pPr>
+            <w:r>
+              <w:rPr/>
+            </w:r>
+          </w:p>
+          <w:p>
+            <w:pPr>
+              <w:pStyle w:val="user6"/>
               <w:rPr/>
             </w:pPr>
             <w:r>
@@ -1820,7 +1941,7 @@
           </w:p>
           <w:p>
             <w:pPr>
-              <w:pStyle w:val="Style21"/>
+              <w:pStyle w:val="user6"/>
               <w:rPr/>
             </w:pPr>
             <w:r>
@@ -1834,7 +1955,7 @@
           </w:p>
           <w:p>
             <w:pPr>
-              <w:pStyle w:val="Style21"/>
+              <w:pStyle w:val="user6"/>
               <w:rPr/>
             </w:pPr>
             <w:r>
@@ -1848,16 +1969,16 @@
           </w:p>
           <w:p>
             <w:pPr>
-              <w:pStyle w:val="Style21"/>
-              <w:rPr/>
-            </w:pPr>
-            <w:r>
-              <w:rPr/>
-            </w:r>
-          </w:p>
-          <w:p>
-            <w:pPr>
-              <w:pStyle w:val="Style21"/>
+              <w:pStyle w:val="user6"/>
+              <w:rPr/>
+            </w:pPr>
+            <w:r>
+              <w:rPr/>
+            </w:r>
+          </w:p>
+          <w:p>
+            <w:pPr>
+              <w:pStyle w:val="user6"/>
               <w:rPr/>
             </w:pPr>
             <w:r>
@@ -1871,7 +1992,7 @@
           </w:p>
           <w:p>
             <w:pPr>
-              <w:pStyle w:val="Style21"/>
+              <w:pStyle w:val="user6"/>
               <w:rPr/>
             </w:pPr>
             <w:r>
@@ -1885,7 +2006,7 @@
           </w:p>
           <w:p>
             <w:pPr>
-              <w:pStyle w:val="Style21"/>
+              <w:pStyle w:val="user6"/>
               <w:rPr/>
             </w:pPr>
             <w:r>
@@ -1899,16 +2020,16 @@
           </w:p>
           <w:p>
             <w:pPr>
-              <w:pStyle w:val="Style21"/>
-              <w:rPr/>
-            </w:pPr>
-            <w:r>
-              <w:rPr/>
-            </w:r>
-          </w:p>
-          <w:p>
-            <w:pPr>
-              <w:pStyle w:val="Style21"/>
+              <w:pStyle w:val="user6"/>
+              <w:rPr/>
+            </w:pPr>
+            <w:r>
+              <w:rPr/>
+            </w:r>
+          </w:p>
+          <w:p>
+            <w:pPr>
+              <w:pStyle w:val="user6"/>
               <w:rPr/>
             </w:pPr>
             <w:r>
@@ -1922,7 +2043,7 @@
           </w:p>
           <w:p>
             <w:pPr>
-              <w:pStyle w:val="Style21"/>
+              <w:pStyle w:val="user6"/>
               <w:rPr/>
             </w:pPr>
             <w:r>
@@ -1936,7 +2057,7 @@
           </w:p>
           <w:p>
             <w:pPr>
-              <w:pStyle w:val="Style21"/>
+              <w:pStyle w:val="user6"/>
               <w:rPr/>
             </w:pPr>
             <w:r>
@@ -1950,7 +2071,7 @@
           </w:p>
           <w:p>
             <w:pPr>
-              <w:pStyle w:val="Style21"/>
+              <w:pStyle w:val="user6"/>
               <w:rPr/>
             </w:pPr>
             <w:r>
@@ -1964,16 +2085,16 @@
           </w:p>
           <w:p>
             <w:pPr>
-              <w:pStyle w:val="Style21"/>
-              <w:rPr/>
-            </w:pPr>
-            <w:r>
-              <w:rPr/>
-            </w:r>
-          </w:p>
-          <w:p>
-            <w:pPr>
-              <w:pStyle w:val="Style21"/>
+              <w:pStyle w:val="user6"/>
+              <w:rPr/>
+            </w:pPr>
+            <w:r>
+              <w:rPr/>
+            </w:r>
+          </w:p>
+          <w:p>
+            <w:pPr>
+              <w:pStyle w:val="user6"/>
               <w:rPr/>
             </w:pPr>
             <w:r>
@@ -1987,7 +2108,7 @@
           </w:p>
           <w:p>
             <w:pPr>
-              <w:pStyle w:val="Style21"/>
+              <w:pStyle w:val="user6"/>
               <w:rPr/>
             </w:pPr>
             <w:r>
@@ -2001,7 +2122,7 @@
           </w:p>
           <w:p>
             <w:pPr>
-              <w:pStyle w:val="Style21"/>
+              <w:pStyle w:val="user6"/>
               <w:rPr/>
             </w:pPr>
             <w:r>
@@ -2015,7 +2136,7 @@
           </w:p>
           <w:p>
             <w:pPr>
-              <w:pStyle w:val="Style21"/>
+              <w:pStyle w:val="user6"/>
               <w:rPr/>
             </w:pPr>
             <w:r>
@@ -2029,16 +2150,16 @@
           </w:p>
           <w:p>
             <w:pPr>
-              <w:pStyle w:val="Style21"/>
-              <w:rPr/>
-            </w:pPr>
-            <w:r>
-              <w:rPr/>
-            </w:r>
-          </w:p>
-          <w:p>
-            <w:pPr>
-              <w:pStyle w:val="Style21"/>
+              <w:pStyle w:val="user6"/>
+              <w:rPr/>
+            </w:pPr>
+            <w:r>
+              <w:rPr/>
+            </w:r>
+          </w:p>
+          <w:p>
+            <w:pPr>
+              <w:pStyle w:val="user6"/>
               <w:rPr/>
             </w:pPr>
             <w:r>
@@ -2052,7 +2173,7 @@
           </w:p>
           <w:p>
             <w:pPr>
-              <w:pStyle w:val="Style21"/>
+              <w:pStyle w:val="user6"/>
               <w:rPr/>
             </w:pPr>
             <w:r>
@@ -2066,7 +2187,7 @@
           </w:p>
           <w:p>
             <w:pPr>
-              <w:pStyle w:val="Style21"/>
+              <w:pStyle w:val="user6"/>
               <w:rPr/>
             </w:pPr>
             <w:r>
@@ -2080,7 +2201,7 @@
           </w:p>
           <w:p>
             <w:pPr>
-              <w:pStyle w:val="Style21"/>
+              <w:pStyle w:val="user6"/>
               <w:rPr/>
             </w:pPr>
             <w:r>
@@ -2094,7 +2215,7 @@
           </w:p>
           <w:p>
             <w:pPr>
-              <w:pStyle w:val="Style21"/>
+              <w:pStyle w:val="user6"/>
               <w:rPr/>
             </w:pPr>
             <w:r>
@@ -2108,16 +2229,16 @@
           </w:p>
           <w:p>
             <w:pPr>
-              <w:pStyle w:val="Style21"/>
-              <w:rPr/>
-            </w:pPr>
-            <w:r>
-              <w:rPr/>
-            </w:r>
-          </w:p>
-          <w:p>
-            <w:pPr>
-              <w:pStyle w:val="Style21"/>
+              <w:pStyle w:val="user6"/>
+              <w:rPr/>
+            </w:pPr>
+            <w:r>
+              <w:rPr/>
+            </w:r>
+          </w:p>
+          <w:p>
+            <w:pPr>
+              <w:pStyle w:val="user6"/>
               <w:rPr/>
             </w:pPr>
             <w:r>
@@ -2131,7 +2252,7 @@
           </w:p>
           <w:p>
             <w:pPr>
-              <w:pStyle w:val="Style21"/>
+              <w:pStyle w:val="user6"/>
               <w:rPr/>
             </w:pPr>
             <w:r>
@@ -2145,7 +2266,7 @@
           </w:p>
           <w:p>
             <w:pPr>
-              <w:pStyle w:val="Style21"/>
+              <w:pStyle w:val="user6"/>
               <w:rPr/>
             </w:pPr>
             <w:r>
@@ -2159,7 +2280,7 @@
           </w:p>
           <w:p>
             <w:pPr>
-              <w:pStyle w:val="Style21"/>
+              <w:pStyle w:val="user6"/>
               <w:rPr/>
             </w:pPr>
             <w:r>
@@ -2173,16 +2294,16 @@
           </w:p>
           <w:p>
             <w:pPr>
-              <w:pStyle w:val="Style21"/>
-              <w:rPr/>
-            </w:pPr>
-            <w:r>
-              <w:rPr/>
-            </w:r>
-          </w:p>
-          <w:p>
-            <w:pPr>
-              <w:pStyle w:val="Style21"/>
+              <w:pStyle w:val="user6"/>
+              <w:rPr/>
+            </w:pPr>
+            <w:r>
+              <w:rPr/>
+            </w:r>
+          </w:p>
+          <w:p>
+            <w:pPr>
+              <w:pStyle w:val="user6"/>
               <w:rPr/>
             </w:pPr>
             <w:r>
@@ -2196,7 +2317,7 @@
           </w:p>
           <w:p>
             <w:pPr>
-              <w:pStyle w:val="Style21"/>
+              <w:pStyle w:val="user6"/>
               <w:rPr/>
             </w:pPr>
             <w:r>
@@ -2210,7 +2331,7 @@
           </w:p>
           <w:p>
             <w:pPr>
-              <w:pStyle w:val="Style21"/>
+              <w:pStyle w:val="user6"/>
               <w:rPr/>
             </w:pPr>
             <w:r>
@@ -2224,7 +2345,7 @@
           </w:p>
           <w:p>
             <w:pPr>
-              <w:pStyle w:val="Style21"/>
+              <w:pStyle w:val="user6"/>
               <w:rPr/>
             </w:pPr>
             <w:r>
@@ -2238,7 +2359,7 @@
           </w:p>
           <w:p>
             <w:pPr>
-              <w:pStyle w:val="Style21"/>
+              <w:pStyle w:val="user6"/>
               <w:rPr/>
             </w:pPr>
             <w:r>
@@ -2252,7 +2373,7 @@
           </w:p>
           <w:p>
             <w:pPr>
-              <w:pStyle w:val="Style21"/>
+              <w:pStyle w:val="user6"/>
               <w:rPr/>
             </w:pPr>
             <w:r>
@@ -2266,7 +2387,7 @@
           </w:p>
           <w:p>
             <w:pPr>
-              <w:pStyle w:val="Style21"/>
+              <w:pStyle w:val="user6"/>
               <w:rPr/>
             </w:pPr>
             <w:r>
@@ -2280,16 +2401,16 @@
           </w:p>
           <w:p>
             <w:pPr>
-              <w:pStyle w:val="Style21"/>
-              <w:rPr/>
-            </w:pPr>
-            <w:r>
-              <w:rPr/>
-            </w:r>
-          </w:p>
-          <w:p>
-            <w:pPr>
-              <w:pStyle w:val="Style21"/>
+              <w:pStyle w:val="user6"/>
+              <w:rPr/>
+            </w:pPr>
+            <w:r>
+              <w:rPr/>
+            </w:r>
+          </w:p>
+          <w:p>
+            <w:pPr>
+              <w:pStyle w:val="user6"/>
               <w:rPr/>
             </w:pPr>
             <w:r>
@@ -2303,7 +2424,7 @@
           </w:p>
           <w:p>
             <w:pPr>
-              <w:pStyle w:val="Style21"/>
+              <w:pStyle w:val="user6"/>
               <w:rPr/>
             </w:pPr>
             <w:r>
@@ -2317,7 +2438,7 @@
           </w:p>
           <w:p>
             <w:pPr>
-              <w:pStyle w:val="Style21"/>
+              <w:pStyle w:val="user6"/>
               <w:rPr/>
             </w:pPr>
             <w:r>
@@ -2331,7 +2452,7 @@
           </w:p>
           <w:p>
             <w:pPr>
-              <w:pStyle w:val="Style21"/>
+              <w:pStyle w:val="user6"/>
               <w:rPr/>
             </w:pPr>
             <w:r>
@@ -2345,7 +2466,7 @@
           </w:p>
           <w:p>
             <w:pPr>
-              <w:pStyle w:val="Style21"/>
+              <w:pStyle w:val="user6"/>
               <w:rPr/>
             </w:pPr>
             <w:r>
@@ -2359,7 +2480,7 @@
           </w:p>
           <w:p>
             <w:pPr>
-              <w:pStyle w:val="Style21"/>
+              <w:pStyle w:val="user6"/>
               <w:rPr/>
             </w:pPr>
             <w:r>
@@ -2373,7 +2494,7 @@
           </w:p>
           <w:p>
             <w:pPr>
-              <w:pStyle w:val="Style21"/>
+              <w:pStyle w:val="user6"/>
               <w:rPr/>
             </w:pPr>
             <w:r>
@@ -2387,7 +2508,7 @@
           </w:p>
           <w:p>
             <w:pPr>
-              <w:pStyle w:val="Style21"/>
+              <w:pStyle w:val="user6"/>
               <w:rPr/>
             </w:pPr>
             <w:r>
@@ -2401,7 +2522,7 @@
           </w:p>
           <w:p>
             <w:pPr>
-              <w:pStyle w:val="Style21"/>
+              <w:pStyle w:val="user6"/>
               <w:rPr/>
             </w:pPr>
             <w:r>
@@ -2415,16 +2536,16 @@
           </w:p>
           <w:p>
             <w:pPr>
-              <w:pStyle w:val="Style21"/>
-              <w:rPr/>
-            </w:pPr>
-            <w:r>
-              <w:rPr/>
-            </w:r>
-          </w:p>
-          <w:p>
-            <w:pPr>
-              <w:pStyle w:val="Style21"/>
+              <w:pStyle w:val="user6"/>
+              <w:rPr/>
+            </w:pPr>
+            <w:r>
+              <w:rPr/>
+            </w:r>
+          </w:p>
+          <w:p>
+            <w:pPr>
+              <w:pStyle w:val="user6"/>
               <w:rPr/>
             </w:pPr>
             <w:r>
@@ -2438,7 +2559,7 @@
           </w:p>
           <w:p>
             <w:pPr>
-              <w:pStyle w:val="Style21"/>
+              <w:pStyle w:val="user6"/>
               <w:rPr/>
             </w:pPr>
             <w:r>
@@ -2452,7 +2573,7 @@
           </w:p>
           <w:p>
             <w:pPr>
-              <w:pStyle w:val="Style21"/>
+              <w:pStyle w:val="user6"/>
               <w:rPr/>
             </w:pPr>
             <w:r>
@@ -2466,7 +2587,7 @@
           </w:p>
           <w:p>
             <w:pPr>
-              <w:pStyle w:val="Style21"/>
+              <w:pStyle w:val="user6"/>
               <w:rPr/>
             </w:pPr>
             <w:r>
@@ -2480,7 +2601,7 @@
           </w:p>
           <w:p>
             <w:pPr>
-              <w:pStyle w:val="Style21"/>
+              <w:pStyle w:val="user6"/>
               <w:rPr/>
             </w:pPr>
             <w:r>
@@ -2494,7 +2615,7 @@
           </w:p>
           <w:p>
             <w:pPr>
-              <w:pStyle w:val="Style21"/>
+              <w:pStyle w:val="user6"/>
               <w:rPr/>
             </w:pPr>
             <w:r>
@@ -2508,7 +2629,7 @@
           </w:p>
           <w:p>
             <w:pPr>
-              <w:pStyle w:val="Style21"/>
+              <w:pStyle w:val="user6"/>
               <w:rPr/>
             </w:pPr>
             <w:r>
@@ -2522,7 +2643,7 @@
           </w:p>
           <w:p>
             <w:pPr>
-              <w:pStyle w:val="Style21"/>
+              <w:pStyle w:val="user6"/>
               <w:rPr/>
             </w:pPr>
             <w:r>
@@ -2536,7 +2657,7 @@
           </w:p>
           <w:p>
             <w:pPr>
-              <w:pStyle w:val="Style21"/>
+              <w:pStyle w:val="user6"/>
               <w:rPr/>
             </w:pPr>
             <w:r>
@@ -2550,7 +2671,7 @@
           </w:p>
           <w:p>
             <w:pPr>
-              <w:pStyle w:val="Style21"/>
+              <w:pStyle w:val="user6"/>
               <w:rPr/>
             </w:pPr>
             <w:r>
@@ -2564,7 +2685,7 @@
           </w:p>
           <w:p>
             <w:pPr>
-              <w:pStyle w:val="Style21"/>
+              <w:pStyle w:val="user6"/>
               <w:rPr/>
             </w:pPr>
             <w:r>
@@ -2578,7 +2699,7 @@
           </w:p>
           <w:p>
             <w:pPr>
-              <w:pStyle w:val="Style21"/>
+              <w:pStyle w:val="user6"/>
               <w:rPr/>
             </w:pPr>
             <w:r>
@@ -2592,16 +2713,16 @@
           </w:p>
           <w:p>
             <w:pPr>
-              <w:pStyle w:val="Style21"/>
-              <w:rPr/>
-            </w:pPr>
-            <w:r>
-              <w:rPr/>
-            </w:r>
-          </w:p>
-          <w:p>
-            <w:pPr>
-              <w:pStyle w:val="Style21"/>
+              <w:pStyle w:val="user6"/>
+              <w:rPr/>
+            </w:pPr>
+            <w:r>
+              <w:rPr/>
+            </w:r>
+          </w:p>
+          <w:p>
+            <w:pPr>
+              <w:pStyle w:val="user6"/>
               <w:rPr/>
             </w:pPr>
             <w:r>
@@ -2615,7 +2736,7 @@
           </w:p>
           <w:p>
             <w:pPr>
-              <w:pStyle w:val="Style21"/>
+              <w:pStyle w:val="user6"/>
               <w:rPr/>
             </w:pPr>
             <w:r>
@@ -2629,7 +2750,7 @@
           </w:p>
           <w:p>
             <w:pPr>
-              <w:pStyle w:val="Style21"/>
+              <w:pStyle w:val="user6"/>
               <w:rPr/>
             </w:pPr>
             <w:r>
@@ -2643,7 +2764,7 @@
           </w:p>
           <w:p>
             <w:pPr>
-              <w:pStyle w:val="Style21"/>
+              <w:pStyle w:val="user6"/>
               <w:rPr/>
             </w:pPr>
             <w:r>
@@ -2657,7 +2778,7 @@
           </w:p>
           <w:p>
             <w:pPr>
-              <w:pStyle w:val="Style21"/>
+              <w:pStyle w:val="user6"/>
               <w:rPr/>
             </w:pPr>
             <w:r>
@@ -2671,16 +2792,16 @@
           </w:p>
           <w:p>
             <w:pPr>
-              <w:pStyle w:val="Style21"/>
-              <w:rPr/>
-            </w:pPr>
-            <w:r>
-              <w:rPr/>
-            </w:r>
-          </w:p>
-          <w:p>
-            <w:pPr>
-              <w:pStyle w:val="Style21"/>
+              <w:pStyle w:val="user6"/>
+              <w:rPr/>
+            </w:pPr>
+            <w:r>
+              <w:rPr/>
+            </w:r>
+          </w:p>
+          <w:p>
+            <w:pPr>
+              <w:pStyle w:val="user6"/>
               <w:rPr/>
             </w:pPr>
             <w:r>
@@ -2694,7 +2815,7 @@
           </w:p>
           <w:p>
             <w:pPr>
-              <w:pStyle w:val="Style21"/>
+              <w:pStyle w:val="user6"/>
               <w:rPr/>
             </w:pPr>
             <w:r>
@@ -2708,7 +2829,7 @@
           </w:p>
           <w:p>
             <w:pPr>
-              <w:pStyle w:val="Style21"/>
+              <w:pStyle w:val="user6"/>
               <w:rPr/>
             </w:pPr>
             <w:r>
@@ -2722,7 +2843,7 @@
           </w:p>
           <w:p>
             <w:pPr>
-              <w:pStyle w:val="Style21"/>
+              <w:pStyle w:val="user6"/>
               <w:rPr/>
             </w:pPr>
             <w:r>
@@ -2736,7 +2857,7 @@
           </w:p>
           <w:p>
             <w:pPr>
-              <w:pStyle w:val="Style21"/>
+              <w:pStyle w:val="user6"/>
               <w:rPr/>
             </w:pPr>
             <w:r>
@@ -2750,7 +2871,7 @@
           </w:p>
           <w:p>
             <w:pPr>
-              <w:pStyle w:val="Style21"/>
+              <w:pStyle w:val="user6"/>
               <w:rPr/>
             </w:pPr>
             <w:r>
@@ -2772,7 +2893,7 @@
     </w:p>
     <w:p>
       <w:pPr>
-        <w:pStyle w:val="Style23"/>
+        <w:pStyle w:val="Style22"/>
         <w:rPr/>
       </w:pPr>
       <w:r>
@@ -2840,7 +2961,7 @@
           </w:tcPr>
           <w:p>
             <w:pPr>
-              <w:pStyle w:val="Style21"/>
+              <w:pStyle w:val="user6"/>
               <w:rPr/>
             </w:pPr>
             <w:r>
@@ -2850,16 +2971,16 @@
           </w:p>
           <w:p>
             <w:pPr>
-              <w:pStyle w:val="Style21"/>
-              <w:rPr/>
-            </w:pPr>
-            <w:r>
-              <w:rPr/>
-            </w:r>
-          </w:p>
-          <w:p>
-            <w:pPr>
-              <w:pStyle w:val="Style21"/>
+              <w:pStyle w:val="user6"/>
+              <w:rPr/>
+            </w:pPr>
+            <w:r>
+              <w:rPr/>
+            </w:r>
+          </w:p>
+          <w:p>
+            <w:pPr>
+              <w:pStyle w:val="user6"/>
               <w:rPr/>
             </w:pPr>
             <w:r>
@@ -2869,7 +2990,7 @@
           </w:p>
           <w:p>
             <w:pPr>
-              <w:pStyle w:val="Style21"/>
+              <w:pStyle w:val="user6"/>
               <w:rPr/>
             </w:pPr>
             <w:r>
@@ -2879,7 +3000,7 @@
           </w:p>
           <w:p>
             <w:pPr>
-              <w:pStyle w:val="Style21"/>
+              <w:pStyle w:val="user6"/>
               <w:rPr/>
             </w:pPr>
             <w:r>
@@ -2893,7 +3014,7 @@
           </w:p>
           <w:p>
             <w:pPr>
-              <w:pStyle w:val="Style21"/>
+              <w:pStyle w:val="user6"/>
               <w:rPr/>
             </w:pPr>
             <w:r>
@@ -2907,7 +3028,7 @@
           </w:p>
           <w:p>
             <w:pPr>
-              <w:pStyle w:val="Style21"/>
+              <w:pStyle w:val="user6"/>
               <w:rPr/>
             </w:pPr>
             <w:r>
@@ -2921,7 +3042,7 @@
           </w:p>
           <w:p>
             <w:pPr>
-              <w:pStyle w:val="Style21"/>
+              <w:pStyle w:val="user6"/>
               <w:rPr/>
             </w:pPr>
             <w:r>
@@ -2935,16 +3056,16 @@
           </w:p>
           <w:p>
             <w:pPr>
-              <w:pStyle w:val="Style21"/>
-              <w:rPr/>
-            </w:pPr>
-            <w:r>
-              <w:rPr/>
-            </w:r>
-          </w:p>
-          <w:p>
-            <w:pPr>
-              <w:pStyle w:val="Style21"/>
+              <w:pStyle w:val="user6"/>
+              <w:rPr/>
+            </w:pPr>
+            <w:r>
+              <w:rPr/>
+            </w:r>
+          </w:p>
+          <w:p>
+            <w:pPr>
+              <w:pStyle w:val="user6"/>
               <w:rPr/>
             </w:pPr>
             <w:r>
@@ -2958,7 +3079,7 @@
           </w:p>
           <w:p>
             <w:pPr>
-              <w:pStyle w:val="Style21"/>
+              <w:pStyle w:val="user6"/>
               <w:rPr/>
             </w:pPr>
             <w:r>
@@ -2972,7 +3093,7 @@
           </w:p>
           <w:p>
             <w:pPr>
-              <w:pStyle w:val="Style21"/>
+              <w:pStyle w:val="user6"/>
               <w:rPr/>
             </w:pPr>
             <w:r>
@@ -2986,7 +3107,7 @@
           </w:p>
           <w:p>
             <w:pPr>
-              <w:pStyle w:val="Style21"/>
+              <w:pStyle w:val="user6"/>
               <w:rPr/>
             </w:pPr>
             <w:r>
@@ -3000,16 +3121,16 @@
           </w:p>
           <w:p>
             <w:pPr>
-              <w:pStyle w:val="Style21"/>
-              <w:rPr/>
-            </w:pPr>
-            <w:r>
-              <w:rPr/>
-            </w:r>
-          </w:p>
-          <w:p>
-            <w:pPr>
-              <w:pStyle w:val="Style21"/>
+              <w:pStyle w:val="user6"/>
+              <w:rPr/>
+            </w:pPr>
+            <w:r>
+              <w:rPr/>
+            </w:r>
+          </w:p>
+          <w:p>
+            <w:pPr>
+              <w:pStyle w:val="user6"/>
               <w:rPr/>
             </w:pPr>
             <w:r>
@@ -3023,7 +3144,7 @@
           </w:p>
           <w:p>
             <w:pPr>
-              <w:pStyle w:val="Style21"/>
+              <w:pStyle w:val="user6"/>
               <w:rPr/>
             </w:pPr>
             <w:r>
@@ -3037,7 +3158,7 @@
           </w:p>
           <w:p>
             <w:pPr>
-              <w:pStyle w:val="Style21"/>
+              <w:pStyle w:val="user6"/>
               <w:rPr/>
             </w:pPr>
             <w:r>
@@ -3051,7 +3172,7 @@
           </w:p>
           <w:p>
             <w:pPr>
-              <w:pStyle w:val="Style21"/>
+              <w:pStyle w:val="user6"/>
               <w:rPr/>
             </w:pPr>
             <w:r>
@@ -3065,7 +3186,7 @@
           </w:p>
           <w:p>
             <w:pPr>
-              <w:pStyle w:val="Style21"/>
+              <w:pStyle w:val="user6"/>
               <w:rPr/>
             </w:pPr>
             <w:r>
@@ -3079,7 +3200,7 @@
           </w:p>
           <w:p>
             <w:pPr>
-              <w:pStyle w:val="Style21"/>
+              <w:pStyle w:val="user6"/>
               <w:rPr/>
             </w:pPr>
             <w:r>
@@ -3093,7 +3214,7 @@
           </w:p>
           <w:p>
             <w:pPr>
-              <w:pStyle w:val="Style21"/>
+              <w:pStyle w:val="user6"/>
               <w:rPr/>
             </w:pPr>
             <w:r>
@@ -3107,7 +3228,7 @@
           </w:p>
           <w:p>
             <w:pPr>
-              <w:pStyle w:val="Style21"/>
+              <w:pStyle w:val="user6"/>
               <w:rPr/>
             </w:pPr>
             <w:r>
@@ -3121,7 +3242,7 @@
           </w:p>
           <w:p>
             <w:pPr>
-              <w:pStyle w:val="Style21"/>
+              <w:pStyle w:val="user6"/>
               <w:rPr/>
             </w:pPr>
             <w:r>
@@ -3135,7 +3256,7 @@
           </w:p>
           <w:p>
             <w:pPr>
-              <w:pStyle w:val="Style21"/>
+              <w:pStyle w:val="user6"/>
               <w:rPr/>
             </w:pPr>
             <w:r>
@@ -3151,7 +3272,7 @@
         <w:pStyle w:val="Heading1"/>
         <w:numPr>
           <w:ilvl w:val="0"/>
-          <w:numId w:val="2"/>
+          <w:numId w:val="1"/>
         </w:numPr>
         <w:ind w:hanging="0" w:left="0"/>
         <w:rPr/>
@@ -3235,7 +3356,7 @@
     </w:p>
     <w:p>
       <w:pPr>
-        <w:pStyle w:val="Style18"/>
+        <w:pStyle w:val="user3"/>
         <w:rPr/>
       </w:pPr>
       <w:r>
@@ -3325,12 +3446,7 @@
         </w:rPr>
       </w:pPr>
       <w:r>
-        <w:rPr>
-          <w:rFonts w:eastAsia="Times New Roman" w:cs="Times New Roman"/>
-          <w:sz w:val="28"/>
-          <w:szCs w:val="28"/>
-          <w:lang w:eastAsia="ru-RU" w:bidi="ru-RU"/>
-        </w:rPr>
+        <w:rPr/>
         <w:drawing>
           <wp:inline distT="0" distB="0" distL="0" distR="0">
             <wp:extent cx="3208020" cy="4163695"/>
@@ -3373,7 +3489,7 @@
     </w:p>
     <w:p>
       <w:pPr>
-        <w:pStyle w:val="Style18"/>
+        <w:pStyle w:val="user3"/>
         <w:rPr/>
       </w:pPr>
       <w:r>
@@ -3416,13 +3532,7 @@
         <w:rPr>
           <w:color w:val="000000"/>
         </w:rPr>
-        <w:t xml:space="preserve"> — </w:t>
-      </w:r>
-      <w:r>
-        <w:rPr>
-          <w:color w:val="000000"/>
-        </w:rPr>
-        <w:t>Навигационная система для поверхности</w:t>
+        <w:t xml:space="preserve"> — Навигационная система для поверхности</w:t>
       </w:r>
     </w:p>
     <w:p>
@@ -3462,12 +3572,7 @@
         </w:rPr>
       </w:pPr>
       <w:r>
-        <w:rPr>
-          <w:rFonts w:eastAsia="Times New Roman" w:cs="Times New Roman"/>
-          <w:sz w:val="28"/>
-          <w:szCs w:val="28"/>
-          <w:lang w:eastAsia="ru-RU" w:bidi="ru-RU"/>
-        </w:rPr>
+        <w:rPr/>
         <w:drawing>
           <wp:inline distT="0" distB="0" distL="0" distR="0">
             <wp:extent cx="3208020" cy="4163695"/>
@@ -3510,7 +3615,7 @@
     </w:p>
     <w:p>
       <w:pPr>
-        <w:pStyle w:val="Style18"/>
+        <w:pStyle w:val="user3"/>
         <w:rPr/>
       </w:pPr>
       <w:r>
@@ -3560,21 +3665,7 @@
           <w:color w:val="000000"/>
           <w:lang w:val="ru-RU"/>
         </w:rPr>
-        <w:t xml:space="preserve">Навигационная система </w:t>
-      </w:r>
-      <w:r>
-        <w:rPr>
-          <w:color w:val="000000"/>
-          <w:lang w:val="ru-RU"/>
-        </w:rPr>
-        <w:t xml:space="preserve">для </w:t>
-      </w:r>
-      <w:r>
-        <w:rPr>
-          <w:color w:val="000000"/>
-          <w:lang w:val="ru-RU"/>
-        </w:rPr>
-        <w:t>противника</w:t>
+        <w:t>Навигационная система для противника</w:t>
       </w:r>
     </w:p>
     <w:p>
@@ -3606,7 +3697,7 @@
       <w:pgNumType w:fmt="decimal"/>
       <w:formProt w:val="false"/>
       <w:textDirection w:val="lrTb"/>
-      <w:docGrid w:type="default" w:linePitch="360" w:charSpace="4294959103"/>
+      <w:docGrid w:type="default" w:linePitch="360" w:charSpace="0"/>
     </w:sectPr>
   </w:body>
 </w:document>
@@ -3627,6 +3718,7 @@
         </w:tabs>
         <w:ind w:left="0" w:hanging="0"/>
       </w:pPr>
+      <w:rPr/>
     </w:lvl>
     <w:lvl w:ilvl="1">
       <w:start w:val="1"/>
@@ -3640,6 +3732,7 @@
         </w:tabs>
         <w:ind w:left="0" w:hanging="0"/>
       </w:pPr>
+      <w:rPr/>
     </w:lvl>
     <w:lvl w:ilvl="2">
       <w:start w:val="1"/>
@@ -3653,6 +3746,7 @@
         </w:tabs>
         <w:ind w:left="0" w:hanging="0"/>
       </w:pPr>
+      <w:rPr/>
     </w:lvl>
     <w:lvl w:ilvl="3">
       <w:start w:val="1"/>
@@ -3666,6 +3760,7 @@
         </w:tabs>
         <w:ind w:left="0" w:hanging="0"/>
       </w:pPr>
+      <w:rPr/>
     </w:lvl>
     <w:lvl w:ilvl="4">
       <w:start w:val="1"/>
@@ -3679,6 +3774,7 @@
         </w:tabs>
         <w:ind w:left="0" w:hanging="0"/>
       </w:pPr>
+      <w:rPr/>
     </w:lvl>
     <w:lvl w:ilvl="5">
       <w:start w:val="1"/>
@@ -3692,6 +3788,7 @@
         </w:tabs>
         <w:ind w:left="0" w:hanging="0"/>
       </w:pPr>
+      <w:rPr/>
     </w:lvl>
     <w:lvl w:ilvl="6">
       <w:start w:val="1"/>
@@ -3705,6 +3802,7 @@
         </w:tabs>
         <w:ind w:left="0" w:hanging="0"/>
       </w:pPr>
+      <w:rPr/>
     </w:lvl>
     <w:lvl w:ilvl="7">
       <w:start w:val="1"/>
@@ -3718,6 +3816,7 @@
         </w:tabs>
         <w:ind w:left="0" w:hanging="0"/>
       </w:pPr>
+      <w:rPr/>
     </w:lvl>
     <w:lvl w:ilvl="8">
       <w:start w:val="1"/>
@@ -3731,6 +3830,7 @@
         </w:tabs>
         <w:ind w:left="0" w:hanging="0"/>
       </w:pPr>
+      <w:rPr/>
     </w:lvl>
   </w:abstractNum>
   <w:abstractNum w:abstractNumId="2">
@@ -3746,7 +3846,6 @@
         </w:tabs>
         <w:ind w:left="0" w:hanging="0"/>
       </w:pPr>
-      <w:rPr/>
     </w:lvl>
     <w:lvl w:ilvl="1">
       <w:start w:val="1"/>
@@ -3760,7 +3859,6 @@
         </w:tabs>
         <w:ind w:left="0" w:hanging="0"/>
       </w:pPr>
-      <w:rPr/>
     </w:lvl>
     <w:lvl w:ilvl="2">
       <w:start w:val="1"/>
@@ -3774,7 +3872,6 @@
         </w:tabs>
         <w:ind w:left="0" w:hanging="0"/>
       </w:pPr>
-      <w:rPr/>
     </w:lvl>
     <w:lvl w:ilvl="3">
       <w:start w:val="1"/>
@@ -3788,7 +3885,6 @@
         </w:tabs>
         <w:ind w:left="0" w:hanging="0"/>
       </w:pPr>
-      <w:rPr/>
     </w:lvl>
     <w:lvl w:ilvl="4">
       <w:start w:val="1"/>
@@ -3802,7 +3898,6 @@
         </w:tabs>
         <w:ind w:left="0" w:hanging="0"/>
       </w:pPr>
-      <w:rPr/>
     </w:lvl>
     <w:lvl w:ilvl="5">
       <w:start w:val="1"/>
@@ -3816,7 +3911,6 @@
         </w:tabs>
         <w:ind w:left="0" w:hanging="0"/>
       </w:pPr>
-      <w:rPr/>
     </w:lvl>
     <w:lvl w:ilvl="6">
       <w:start w:val="1"/>
@@ -3830,7 +3924,6 @@
         </w:tabs>
         <w:ind w:left="0" w:hanging="0"/>
       </w:pPr>
-      <w:rPr/>
     </w:lvl>
     <w:lvl w:ilvl="7">
       <w:start w:val="1"/>
@@ -3844,7 +3937,6 @@
         </w:tabs>
         <w:ind w:left="0" w:hanging="0"/>
       </w:pPr>
-      <w:rPr/>
     </w:lvl>
     <w:lvl w:ilvl="8">
       <w:start w:val="1"/>
@@ -3858,7 +3950,6 @@
         </w:tabs>
         <w:ind w:left="0" w:hanging="0"/>
       </w:pPr>
-      <w:rPr/>
     </w:lvl>
   </w:abstractNum>
   <w:num w:numId="1">
@@ -4288,13 +4379,13 @@
   </w:style>
   <w:style w:type="paragraph" w:styleId="Heading1">
     <w:name w:val="heading 1"/>
-    <w:basedOn w:val="user1"/>
+    <w:basedOn w:val="Style16"/>
     <w:next w:val="BodyText"/>
     <w:qFormat/>
     <w:pPr>
       <w:numPr>
         <w:ilvl w:val="0"/>
-        <w:numId w:val="2"/>
+        <w:numId w:val="1"/>
       </w:numPr>
       <w:spacing w:lineRule="auto" w:line="360" w:before="0" w:after="0"/>
       <w:outlineLvl w:val="0"/>
@@ -4357,13 +4448,13 @@
       <w:lang w:eastAsia="zh-CN" w:bidi="hi-IN"/>
     </w:rPr>
   </w:style>
-  <w:style w:type="character" w:styleId="Style15" w:customStyle="1">
-    <w:name w:val="Символ нумерации"/>
+  <w:style w:type="character" w:styleId="user" w:customStyle="1">
+    <w:name w:val="Символ нумерации (user)"/>
     <w:qFormat/>
     <w:rPr/>
   </w:style>
-  <w:style w:type="character" w:styleId="user" w:customStyle="1">
-    <w:name w:val="Маркеры (user)"/>
+  <w:style w:type="character" w:styleId="Style15" w:customStyle="1">
+    <w:name w:val="Маркеры"/>
     <w:qFormat/>
     <w:rPr>
       <w:rFonts w:ascii="OpenSymbol" w:hAnsi="OpenSymbol" w:eastAsia="OpenSymbol" w:cs="OpenSymbol"/>
@@ -4578,8 +4669,8 @@
       <w:szCs w:val="14"/>
     </w:rPr>
   </w:style>
-  <w:style w:type="paragraph" w:styleId="Style18" w:customStyle="1">
-    <w:name w:val="Рисунок"/>
+  <w:style w:type="paragraph" w:styleId="user3" w:customStyle="1">
+    <w:name w:val="Рисунок (user)"/>
     <w:basedOn w:val="Caption"/>
     <w:qFormat/>
     <w:pPr>
@@ -4593,36 +4684,36 @@
       <w:sz w:val="28"/>
     </w:rPr>
   </w:style>
-  <w:style w:type="paragraph" w:styleId="user3" w:customStyle="1">
+  <w:style w:type="paragraph" w:styleId="Style18" w:customStyle="1">
+    <w:name w:val="Содержимое врезки"/>
+    <w:basedOn w:val="Normal"/>
+    <w:qFormat/>
+    <w:pPr/>
+    <w:rPr/>
+  </w:style>
+  <w:style w:type="paragraph" w:styleId="Style19" w:customStyle="1">
+    <w:name w:val="Рисунок"/>
+    <w:basedOn w:val="Caption"/>
+    <w:qFormat/>
+    <w:pPr/>
+    <w:rPr/>
+  </w:style>
+  <w:style w:type="paragraph" w:styleId="user4" w:customStyle="1">
     <w:name w:val="Содержимое врезки (user)"/>
     <w:basedOn w:val="Normal"/>
     <w:qFormat/>
     <w:pPr/>
     <w:rPr/>
   </w:style>
-  <w:style w:type="paragraph" w:styleId="user4" w:customStyle="1">
-    <w:name w:val="Рисунок (user)"/>
+  <w:style w:type="paragraph" w:styleId="user5" w:customStyle="1">
+    <w:name w:val="Таблица (user)"/>
     <w:basedOn w:val="Caption"/>
     <w:qFormat/>
     <w:pPr/>
     <w:rPr/>
   </w:style>
-  <w:style w:type="paragraph" w:styleId="Style19" w:customStyle="1">
-    <w:name w:val="Содержимое врезки"/>
-    <w:basedOn w:val="Normal"/>
-    <w:qFormat/>
-    <w:pPr/>
-    <w:rPr/>
-  </w:style>
-  <w:style w:type="paragraph" w:styleId="Style20" w:customStyle="1">
-    <w:name w:val="Таблица"/>
-    <w:basedOn w:val="Caption"/>
-    <w:qFormat/>
-    <w:pPr/>
-    <w:rPr/>
-  </w:style>
-  <w:style w:type="paragraph" w:styleId="Style21" w:customStyle="1">
-    <w:name w:val="Содержимое таблицы"/>
+  <w:style w:type="paragraph" w:styleId="user6" w:customStyle="1">
+    <w:name w:val="Содержимое таблицы (user)"/>
     <w:basedOn w:val="Normal"/>
     <w:qFormat/>
     <w:pPr>
@@ -4636,9 +4727,9 @@
       <w:sz w:val="20"/>
     </w:rPr>
   </w:style>
-  <w:style w:type="paragraph" w:styleId="Style22" w:customStyle="1">
-    <w:name w:val="Заголовок таблицы"/>
-    <w:basedOn w:val="Style21"/>
+  <w:style w:type="paragraph" w:styleId="user7" w:customStyle="1">
+    <w:name w:val="Заголовок таблицы (user)"/>
+    <w:basedOn w:val="user6"/>
     <w:qFormat/>
     <w:pPr>
       <w:jc w:val="center"/>
@@ -4648,8 +4739,8 @@
       <w:bCs/>
     </w:rPr>
   </w:style>
-  <w:style w:type="paragraph" w:styleId="user5" w:customStyle="1">
-    <w:name w:val="Содержимое таблицы (user)"/>
+  <w:style w:type="paragraph" w:styleId="Style20" w:customStyle="1">
+    <w:name w:val="Содержимое таблицы"/>
     <w:basedOn w:val="Normal"/>
     <w:qFormat/>
     <w:pPr>
@@ -4657,9 +4748,9 @@
     </w:pPr>
     <w:rPr/>
   </w:style>
-  <w:style w:type="paragraph" w:styleId="user6" w:customStyle="1">
-    <w:name w:val="Заголовок таблицы (user)"/>
-    <w:basedOn w:val="user5"/>
+  <w:style w:type="paragraph" w:styleId="Style21" w:customStyle="1">
+    <w:name w:val="Заголовок таблицы"/>
+    <w:basedOn w:val="Style20"/>
     <w:qFormat/>
     <w:pPr>
       <w:jc w:val="center"/>
@@ -4669,7 +4760,7 @@
       <w:bCs/>
     </w:rPr>
   </w:style>
-  <w:style w:type="paragraph" w:styleId="Style23" w:customStyle="1">
+  <w:style w:type="paragraph" w:styleId="Style22" w:customStyle="1">
     <w:name w:val="Листинг"/>
     <w:basedOn w:val="Caption"/>
     <w:qFormat/>
@@ -4682,15 +4773,15 @@
       <w:sz w:val="24"/>
     </w:rPr>
   </w:style>
-  <w:style w:type="numbering" w:styleId="Style24" w:customStyle="1">
-    <w:name w:val="Без списка"/>
+  <w:style w:type="numbering" w:styleId="user8" w:customStyle="1">
+    <w:name w:val="Без списка (user)"/>
     <w:uiPriority w:val="99"/>
     <w:semiHidden/>
     <w:unhideWhenUsed/>
     <w:qFormat/>
   </w:style>
-  <w:style w:type="numbering" w:styleId="user7" w:customStyle="1">
-    <w:name w:val="Без списка (user)"/>
+  <w:style w:type="numbering" w:styleId="Style23" w:customStyle="1">
+    <w:name w:val="Без списка"/>
     <w:uiPriority w:val="99"/>
     <w:semiHidden/>
     <w:unhideWhenUsed/>
